--- a/model.docx
+++ b/model.docx
@@ -14,8 +14,6 @@
           <w:szCs w:val="32"/>
         </w:rPr>
       </w:pPr>
-      <w:bookmarkStart w:id="0" w:name="_GoBack"/>
-      <w:bookmarkEnd w:id="0"/>
     </w:p>
     <w:p>
       <w:pPr>
@@ -111,7 +109,16 @@
           <w:szCs w:val="32"/>
           <w:lang w:val="en-IN"/>
         </w:rPr>
-        <w:t>,naive bayes</w:t>
+        <w:t>,</w:t>
+      </w:r>
+      <w:r>
+        <w:rPr>
+          <w:rFonts w:hint="default"/>
+          <w:sz w:val="32"/>
+          <w:szCs w:val="32"/>
+          <w:lang w:val="en-US"/>
+        </w:rPr>
+        <w:t>SVM,logistic regression</w:t>
       </w:r>
       <w:r>
         <w:rPr>
@@ -181,7 +188,7 @@
           <w:sz w:val="32"/>
           <w:szCs w:val="32"/>
         </w:rPr>
-        <w:t>Target: Passenger Count</w:t>
+        <w:t>Target: Crime Category</w:t>
       </w:r>
       <w:r>
         <w:rPr>
@@ -207,7 +214,7 @@
           <w:sz w:val="32"/>
           <w:szCs w:val="32"/>
         </w:rPr>
-        <w:t>Features: Weather Condition, Time, Stop Locations, Accident Severity, Crime Category</w:t>
+        <w:t>Features: District/Zone, Weather Condition, Time, Incident Description</w:t>
       </w:r>
       <w:r>
         <w:rPr>
@@ -233,17 +240,85 @@
           <w:sz w:val="32"/>
           <w:szCs w:val="32"/>
         </w:rPr>
-        <w:t>ML Model: Regression (e.g., Linear Regression, Random Forest,</w:t>
-      </w:r>
-      <w:r>
-        <w:rPr>
-          <w:rFonts w:hint="default"/>
-          <w:sz w:val="32"/>
-          <w:szCs w:val="32"/>
-          <w:lang w:val="en-IN"/>
-        </w:rPr>
-        <w:t>Decision tree</w:t>
-      </w:r>
+        <w:t>ML Model: Classification (e.g.</w:t>
+      </w:r>
+      <w:r>
+        <w:rPr>
+          <w:rFonts w:hint="default"/>
+          <w:sz w:val="32"/>
+          <w:szCs w:val="32"/>
+          <w:lang w:val="en-IN"/>
+        </w:rPr>
+        <w:t>-</w:t>
+      </w:r>
+      <w:r>
+        <w:rPr>
+          <w:sz w:val="32"/>
+          <w:szCs w:val="32"/>
+        </w:rPr>
+        <w:t xml:space="preserve"> </w:t>
+      </w:r>
+      <w:r>
+        <w:rPr>
+          <w:rFonts w:hint="default"/>
+          <w:sz w:val="32"/>
+          <w:szCs w:val="32"/>
+          <w:lang w:val="en-US"/>
+        </w:rPr>
+        <w:t xml:space="preserve">gradien </w:t>
+      </w:r>
+      <w:r>
+        <w:rPr>
+          <w:sz w:val="32"/>
+          <w:szCs w:val="32"/>
+        </w:rPr>
+        <w:t>,</w:t>
+      </w:r>
+      <w:r>
+        <w:rPr>
+          <w:rFonts w:hint="default"/>
+          <w:sz w:val="32"/>
+          <w:szCs w:val="32"/>
+          <w:lang w:val="en-US"/>
+        </w:rPr>
+        <w:t>random,</w:t>
+      </w:r>
+      <w:r>
+        <w:rPr>
+          <w:sz w:val="32"/>
+          <w:szCs w:val="32"/>
+        </w:rPr>
+        <w:t xml:space="preserve"> S</w:t>
+      </w:r>
+      <w:r>
+        <w:rPr>
+          <w:rFonts w:hint="default"/>
+          <w:sz w:val="32"/>
+          <w:szCs w:val="32"/>
+          <w:lang w:val="en-US"/>
+        </w:rPr>
+        <w:t>tacking</w:t>
+      </w:r>
+      <w:r>
+        <w:rPr>
+          <w:rFonts w:hint="default"/>
+          <w:sz w:val="32"/>
+          <w:szCs w:val="32"/>
+          <w:lang w:val="en-IN"/>
+        </w:rPr>
+        <w:t>,Logisitic</w:t>
+      </w:r>
+      <w:r>
+        <w:rPr>
+          <w:rFonts w:hint="default"/>
+          <w:sz w:val="32"/>
+          <w:szCs w:val="32"/>
+          <w:lang w:val="en-US"/>
+        </w:rPr>
+        <w:t xml:space="preserve"> regression</w:t>
+      </w:r>
+      <w:bookmarkStart w:id="0" w:name="_GoBack"/>
+      <w:bookmarkEnd w:id="0"/>
       <w:r>
         <w:rPr>
           <w:sz w:val="32"/>
@@ -275,7 +350,7 @@
           <w:sz w:val="32"/>
           <w:szCs w:val="32"/>
         </w:rPr>
-        <w:t>Crime Prediction in Transport Zones</w:t>
+        <w:t>Traffic Congestion Prediction</w:t>
       </w:r>
       <w:r>
         <w:rPr>
@@ -290,149 +365,22 @@
     <w:p>
       <w:pPr>
         <w:rPr>
-          <w:sz w:val="32"/>
-          <w:szCs w:val="32"/>
-        </w:rPr>
-      </w:pPr>
-    </w:p>
-    <w:p>
-      <w:pPr>
-        <w:numPr>
-          <w:ilvl w:val="0"/>
-          <w:numId w:val="1"/>
-        </w:numPr>
-        <w:ind w:left="420" w:leftChars="0" w:hanging="420" w:firstLineChars="0"/>
-        <w:rPr>
-          <w:sz w:val="32"/>
-          <w:szCs w:val="32"/>
-        </w:rPr>
-      </w:pPr>
-      <w:r>
-        <w:rPr>
-          <w:sz w:val="32"/>
-          <w:szCs w:val="32"/>
-        </w:rPr>
-        <w:t>Target: Crime Category</w:t>
-      </w:r>
-      <w:r>
-        <w:rPr>
-          <w:rFonts w:hint="default"/>
-          <w:sz w:val="32"/>
-          <w:szCs w:val="32"/>
-          <w:lang w:val="en-IN"/>
-        </w:rPr>
-        <w:t>-</w:t>
-      </w:r>
-    </w:p>
-    <w:p>
-      <w:pPr>
-        <w:rPr>
-          <w:rFonts w:hint="default"/>
-          <w:sz w:val="32"/>
-          <w:szCs w:val="32"/>
-          <w:lang w:val="en-IN"/>
-        </w:rPr>
-      </w:pPr>
-      <w:r>
-        <w:rPr>
-          <w:sz w:val="32"/>
-          <w:szCs w:val="32"/>
-        </w:rPr>
-        <w:t>Features: District/Zone, Weather Condition, Time, Incident Description</w:t>
-      </w:r>
-      <w:r>
-        <w:rPr>
-          <w:rFonts w:hint="default"/>
-          <w:sz w:val="32"/>
-          <w:szCs w:val="32"/>
-          <w:lang w:val="en-IN"/>
-        </w:rPr>
-        <w:t>.</w:t>
-      </w:r>
-    </w:p>
-    <w:p>
-      <w:pPr>
-        <w:rPr>
-          <w:rFonts w:hint="default"/>
-          <w:sz w:val="32"/>
-          <w:szCs w:val="32"/>
-          <w:lang w:val="en-IN"/>
-        </w:rPr>
-      </w:pPr>
-      <w:r>
-        <w:rPr>
-          <w:sz w:val="32"/>
-          <w:szCs w:val="32"/>
-        </w:rPr>
-        <w:t>ML Model: Classification (e.g.</w:t>
-      </w:r>
-      <w:r>
-        <w:rPr>
-          <w:rFonts w:hint="default"/>
-          <w:sz w:val="32"/>
-          <w:szCs w:val="32"/>
-          <w:lang w:val="en-IN"/>
-        </w:rPr>
-        <w:t>-</w:t>
-      </w:r>
-      <w:r>
-        <w:rPr>
-          <w:sz w:val="32"/>
-          <w:szCs w:val="32"/>
-        </w:rPr>
-        <w:t xml:space="preserve"> Naive Bayes, SVM</w:t>
-      </w:r>
-      <w:r>
-        <w:rPr>
-          <w:rFonts w:hint="default"/>
-          <w:sz w:val="32"/>
-          <w:szCs w:val="32"/>
-          <w:lang w:val="en-IN"/>
-        </w:rPr>
-        <w:t>,Logisitic</w:t>
-      </w:r>
-      <w:r>
-        <w:rPr>
-          <w:sz w:val="32"/>
-          <w:szCs w:val="32"/>
-        </w:rPr>
-        <w:t>)</w:t>
-      </w:r>
-      <w:r>
-        <w:rPr>
-          <w:rFonts w:hint="default"/>
-          <w:sz w:val="32"/>
-          <w:szCs w:val="32"/>
-          <w:lang w:val="en-IN"/>
-        </w:rPr>
-        <w:t>.</w:t>
-      </w:r>
-    </w:p>
-    <w:p>
-      <w:pPr>
-        <w:rPr>
-          <w:rFonts w:hint="default"/>
-          <w:sz w:val="32"/>
-          <w:szCs w:val="32"/>
-          <w:lang w:val="en-IN"/>
-        </w:rPr>
-      </w:pPr>
-      <w:r>
-        <w:rPr>
-          <w:sz w:val="32"/>
-          <w:szCs w:val="32"/>
-        </w:rPr>
-        <w:t>Traffic Congestion Prediction</w:t>
-      </w:r>
-      <w:r>
-        <w:rPr>
-          <w:rFonts w:hint="default"/>
-          <w:sz w:val="32"/>
-          <w:szCs w:val="32"/>
-          <w:lang w:val="en-IN"/>
-        </w:rPr>
-        <w:t>.</w:t>
-      </w:r>
+          <w:rFonts w:hint="default"/>
+          <w:sz w:val="32"/>
+          <w:szCs w:val="32"/>
+          <w:lang w:val="en-IN"/>
+        </w:rPr>
+      </w:pPr>
+    </w:p>
+    <w:p>
+      <w:pPr>
+        <w:rPr>
+          <w:rFonts w:hint="default"/>
+          <w:sz w:val="32"/>
+          <w:szCs w:val="32"/>
+          <w:lang w:val="en-IN"/>
+        </w:rPr>
+      </w:pPr>
     </w:p>
     <w:p>
       <w:pPr>
